--- a/docs/info-paging-guide.docx
+++ b/docs/info-paging-guide.docx
@@ -7,7 +7,7 @@
         <w:pStyle w:val="Title"/>
       </w:pPr>
       <w:r>
-        <w:t xml:space="preserve">재정정보 탭 서버 페이징 — 수정 가이드</w:t>
+        <w:t xml:space="preserve">재정정보 탭 서버 페이징 — 수정 가이드 (최종)</w:t>
       </w:r>
     </w:p>
     <w:p>
@@ -81,7 +81,133 @@
         <w:pStyle w:val="Heading1"/>
       </w:pPr>
       <w:r>
-        <w:t xml:space="preserve">0. 수정 범위</w:t>
+        <w:t xml:space="preserve">0. 이전 오류 원인과 해결</w:t>
+      </w:r>
+    </w:p>
+    <w:tbl>
+      <w:tblPr>
+        <w:tblW w:type="dxa" w:w="10206"/>
+        <w:tblBorders>
+          <w:top w:val="single" w:color="auto" w:sz="4"/>
+          <w:left w:val="single" w:color="auto" w:sz="4"/>
+          <w:bottom w:val="single" w:color="auto" w:sz="4"/>
+          <w:right w:val="single" w:color="auto" w:sz="4"/>
+          <w:insideH w:val="single" w:color="auto" w:sz="4"/>
+          <w:insideV w:val="single" w:color="auto" w:sz="4"/>
+        </w:tblBorders>
+      </w:tblPr>
+      <w:tblGrid>
+        <w:gridCol w:w="10206"/>
+      </w:tblGrid>
+      <w:tr>
+        <w:tc>
+          <w:tcPr>
+            <w:tcW w:type="dxa" w:w="10206"/>
+            <w:tcBorders>
+              <w:top w:val="single" w:color="C8C8C8" w:sz="4"/>
+              <w:left w:val="single" w:color="C8C8C8" w:sz="4"/>
+              <w:bottom w:val="single" w:color="C8C8C8" w:sz="4"/>
+              <w:right w:val="single" w:color="C8C8C8" w:sz="4"/>
+            </w:tcBorders>
+            <w:shd w:fill="F6F8FA" w:color="auto" w:val="clear"/>
+            <w:tcMar>
+              <w:top w:type="dxa" w:w="100"/>
+              <w:left w:type="dxa" w:w="140"/>
+              <w:bottom w:type="dxa" w:w="100"/>
+              <w:right w:type="dxa" w:w="140"/>
+            </w:tcMar>
+          </w:tcPr>
+          <w:p>
+            <w:pPr>
+              <w:spacing w:after="0" w:before="0" w:line="240"/>
+            </w:pPr>
+            <w:r>
+              <w:rPr>
+                <w:rFonts w:ascii="Consolas" w:cs="Consolas" w:eastAsia="Malgun Gothic" w:hAnsi="Consolas"/>
+                <w:sz w:val="16"/>
+                <w:szCs w:val="16"/>
+              </w:rPr>
+              <w:t xml:space="preserve">params.put("size", "1000")</w:t>
+            </w:r>
+          </w:p>
+          <w:p>
+            <w:pPr>
+              <w:spacing w:after="0" w:before="0" w:line="240"/>
+            </w:pPr>
+            <w:r>
+              <w:rPr>
+                <w:rFonts w:ascii="Consolas" w:cs="Consolas" w:eastAsia="Malgun Gothic" w:hAnsi="Consolas"/>
+                <w:sz w:val="16"/>
+                <w:szCs w:val="16"/>
+              </w:rPr>
+              <w:t xml:space="preserve"> → mngNotificationService.selectBoardListWithFile(params)</w:t>
+            </w:r>
+          </w:p>
+          <w:p>
+            <w:pPr>
+              <w:spacing w:after="0" w:before="0" w:line="240"/>
+            </w:pPr>
+            <w:r>
+              <w:rPr>
+                <w:rFonts w:ascii="Consolas" w:cs="Consolas" w:eastAsia="Malgun Gothic" w:hAnsi="Consolas"/>
+                <w:sz w:val="16"/>
+                <w:szCs w:val="16"/>
+              </w:rPr>
+              <w:t xml:space="preserve">   → MngNotificationService.transfer() : size 정수 범위 검사 → RuntimeException("정수 범위 오류")</w:t>
+            </w:r>
+          </w:p>
+          <w:p>
+            <w:pPr>
+              <w:spacing w:after="0" w:before="0" w:line="240"/>
+            </w:pPr>
+            <w:r>
+              <w:rPr>
+                <w:rFonts w:ascii="Consolas" w:cs="Consolas" w:eastAsia="Malgun Gothic" w:hAnsi="Consolas"/>
+                <w:sz w:val="16"/>
+                <w:szCs w:val="16"/>
+              </w:rPr>
+              <w:t xml:space="preserve"> → MappingExceptionResolver → {"rsMsg": {"code":"COM00000102", ...}}   (목록·건수 둘 다)</w:t>
+            </w:r>
+          </w:p>
+          <w:p>
+            <w:pPr>
+              <w:spacing w:after="0" w:before="0" w:line="240"/>
+            </w:pPr>
+            <w:r>
+              <w:rPr>
+                <w:rFonts w:ascii="Consolas" w:cs="Consolas" w:eastAsia="Malgun Gothic" w:hAnsi="Consolas"/>
+                <w:sz w:val="16"/>
+                <w:szCs w:val="16"/>
+              </w:rPr>
+              <w:t xml:space="preserve"> → 화면 : 총 "undefined건", board.js "Cannot read properties of undefined (reading 'length')"</w:t>
+            </w:r>
+          </w:p>
+        </w:tc>
+      </w:tr>
+    </w:tbl>
+    <w:p>
+      <w:pPr>
+        <w:spacing w:after="120"/>
+      </w:pPr>
+    </w:p>
+    <w:p>
+      <w:pPr>
+        <w:spacing w:after="80"/>
+      </w:pPr>
+      <w:r>
+        <w:rPr>
+          <w:sz w:val="19"/>
+          <w:szCs w:val="19"/>
+        </w:rPr>
+        <w:t xml:space="preserve">해결: size 를 크게 주지 않고, 허용 범위(50) 안에서 마지막 페이지까지 반복 조회한 뒤 탭 분류한다 (1-4 헬퍼). 목록·건수 메서드에서는 params 의 page·size·seCd 를 덮어쓰지 않는다.</w:t>
+      </w:r>
+    </w:p>
+    <w:p>
+      <w:pPr>
+        <w:pStyle w:val="Heading1"/>
+      </w:pPr>
+      <w:r>
+        <w:t xml:space="preserve">0-1. 수정 범위</w:t>
       </w:r>
     </w:p>
     <w:tbl>
@@ -763,7 +889,33 @@
                 <w:sz w:val="16"/>
                 <w:szCs w:val="16"/>
               </w:rPr>
-              <w:t xml:space="preserve">    // size, page, selScope, subSech, seCd, viewType, atchmnflKndSeCd, ntcnYardKndSeCd</w:t>
+              <w:t xml:space="preserve">    // String size = request.getParameter("size");   ← 이미 선언되어 있음 (검증·기본값 처리 포함)</w:t>
+            </w:r>
+          </w:p>
+          <w:p>
+            <w:pPr>
+              <w:spacing w:after="0" w:before="0" w:line="240"/>
+            </w:pPr>
+            <w:r>
+              <w:rPr>
+                <w:rFonts w:ascii="Consolas" w:cs="Consolas" w:eastAsia="Malgun Gothic" w:hAnsi="Consolas"/>
+                <w:sz w:val="16"/>
+                <w:szCs w:val="16"/>
+              </w:rPr>
+              <w:t xml:space="preserve">    // String page = request.getParameter("page");   ← 이미 선언되어 있음</w:t>
+            </w:r>
+          </w:p>
+          <w:p>
+            <w:pPr>
+              <w:spacing w:after="0" w:before="0" w:line="240"/>
+            </w:pPr>
+            <w:r>
+              <w:rPr>
+                <w:rFonts w:ascii="Consolas" w:cs="Consolas" w:eastAsia="Malgun Gothic" w:hAnsi="Consolas"/>
+                <w:sz w:val="16"/>
+                <w:szCs w:val="16"/>
+              </w:rPr>
+              <w:t xml:space="preserve">    // selScope, subSech, seCd, viewType, atchmnflKndSeCd, ntcnYardKndSeCd</w:t>
             </w:r>
           </w:p>
           <w:p>
@@ -828,33 +980,59 @@
                 <w:sz w:val="16"/>
                 <w:szCs w:val="16"/>
               </w:rPr>
-              <w:t xml:space="preserve">    String tab  = "etc".equals(request.getParameter("tab")) ? "etc" : "biz";</w:t>
-            </w:r>
-          </w:p>
-          <w:p>
-            <w:pPr>
-              <w:spacing w:after="0" w:before="0" w:line="240"/>
-            </w:pPr>
-            <w:r>
-              <w:rPr>
-                <w:rFonts w:ascii="Consolas" w:cs="Consolas" w:eastAsia="Malgun Gothic" w:hAnsi="Consolas"/>
-                <w:sz w:val="16"/>
-                <w:szCs w:val="16"/>
-              </w:rPr>
-              <w:t xml:space="preserve">    int    size = toInt(request.getParameter("size"), 10, 50);</w:t>
-            </w:r>
-          </w:p>
-          <w:p>
-            <w:pPr>
-              <w:spacing w:after="0" w:before="0" w:line="240"/>
-            </w:pPr>
-            <w:r>
-              <w:rPr>
-                <w:rFonts w:ascii="Consolas" w:cs="Consolas" w:eastAsia="Malgun Gothic" w:hAnsi="Consolas"/>
-                <w:sz w:val="16"/>
-                <w:szCs w:val="16"/>
-              </w:rPr>
-              <w:t xml:space="preserve">    int    page = toInt(request.getParameter("page"), 1, 100000);</w:t>
+              <w:t xml:space="preserve">    //   - size / page 는 이미 String 으로 선언되어 있으므로 int 변수는 다른 이름으로 (중복 선언 방지)</w:t>
+            </w:r>
+          </w:p>
+          <w:p>
+            <w:pPr>
+              <w:spacing w:after="0" w:before="0" w:line="240"/>
+            </w:pPr>
+            <w:r>
+              <w:rPr>
+                <w:rFonts w:ascii="Consolas" w:cs="Consolas" w:eastAsia="Malgun Gothic" w:hAnsi="Consolas"/>
+                <w:sz w:val="16"/>
+                <w:szCs w:val="16"/>
+              </w:rPr>
+              <w:t xml:space="preserve">    //   - params 의 page / size 는 덮어쓰지 않는다 (전체 조회는 헬퍼가 따로 처리)</w:t>
+            </w:r>
+          </w:p>
+          <w:p>
+            <w:pPr>
+              <w:spacing w:after="0" w:before="0" w:line="240"/>
+            </w:pPr>
+            <w:r>
+              <w:rPr>
+                <w:rFonts w:ascii="Consolas" w:cs="Consolas" w:eastAsia="Malgun Gothic" w:hAnsi="Consolas"/>
+                <w:sz w:val="16"/>
+                <w:szCs w:val="16"/>
+              </w:rPr>
+              <w:t xml:space="preserve">    String tab      = "etc".equals(request.getParameter("tab")) ? "etc" : "biz";</w:t>
+            </w:r>
+          </w:p>
+          <w:p>
+            <w:pPr>
+              <w:spacing w:after="0" w:before="0" w:line="240"/>
+            </w:pPr>
+            <w:r>
+              <w:rPr>
+                <w:rFonts w:ascii="Consolas" w:cs="Consolas" w:eastAsia="Malgun Gothic" w:hAnsi="Consolas"/>
+                <w:sz w:val="16"/>
+                <w:szCs w:val="16"/>
+              </w:rPr>
+              <w:t xml:space="preserve">    int    pageSize = toInt(size, 10, 50);        // 공통이 검증한 String size 를 숫자로</w:t>
+            </w:r>
+          </w:p>
+          <w:p>
+            <w:pPr>
+              <w:spacing w:after="0" w:before="0" w:line="240"/>
+            </w:pPr>
+            <w:r>
+              <w:rPr>
+                <w:rFonts w:ascii="Consolas" w:cs="Consolas" w:eastAsia="Malgun Gothic" w:hAnsi="Consolas"/>
+                <w:sz w:val="16"/>
+                <w:szCs w:val="16"/>
+              </w:rPr>
+              <w:t xml:space="preserve">    int    pageNo   = toInt(page, 1, 100000);     // 공통이 검증한 String page 를 숫자로</w:t>
             </w:r>
           </w:p>
           <w:p>
@@ -880,46 +1058,85 @@
                 <w:sz w:val="16"/>
                 <w:szCs w:val="16"/>
               </w:rPr>
-              <w:t xml:space="preserve">    // [추가 ②] 탭 분류를 위해 재정정보 전체를 한 번에 조회하도록 덮어쓰기</w:t>
-            </w:r>
-          </w:p>
-          <w:p>
-            <w:pPr>
-              <w:spacing w:after="0" w:before="0" w:line="240"/>
-            </w:pPr>
-            <w:r>
-              <w:rPr>
-                <w:rFonts w:ascii="Consolas" w:cs="Consolas" w:eastAsia="Malgun Gothic" w:hAnsi="Consolas"/>
-                <w:sz w:val="16"/>
-                <w:szCs w:val="16"/>
-              </w:rPr>
-              <w:t xml:space="preserve">    params.put("seCd", "0002");</w:t>
-            </w:r>
-          </w:p>
-          <w:p>
-            <w:pPr>
-              <w:spacing w:after="0" w:before="0" w:line="240"/>
-            </w:pPr>
-            <w:r>
-              <w:rPr>
-                <w:rFonts w:ascii="Consolas" w:cs="Consolas" w:eastAsia="Malgun Gothic" w:hAnsi="Consolas"/>
-                <w:sz w:val="16"/>
-                <w:szCs w:val="16"/>
-              </w:rPr>
-              <w:t xml:space="preserve">    params.put("page", "1");</w:t>
-            </w:r>
-          </w:p>
-          <w:p>
-            <w:pPr>
-              <w:spacing w:after="0" w:before="0" w:line="240"/>
-            </w:pPr>
-            <w:r>
-              <w:rPr>
-                <w:rFonts w:ascii="Consolas" w:cs="Consolas" w:eastAsia="Malgun Gothic" w:hAnsi="Consolas"/>
-                <w:sz w:val="16"/>
-                <w:szCs w:val="16"/>
-              </w:rPr>
-              <w:t xml:space="preserve">    params.put("size", "1000");</w:t>
+              <w:t xml:space="preserve">    // [교체 ②] 공통의 이 한 줄을 지우고</w:t>
+            </w:r>
+          </w:p>
+          <w:p>
+            <w:pPr>
+              <w:spacing w:after="0" w:before="0" w:line="240"/>
+            </w:pPr>
+            <w:r>
+              <w:rPr>
+                <w:rFonts w:ascii="Consolas" w:cs="Consolas" w:eastAsia="Malgun Gothic" w:hAnsi="Consolas"/>
+                <w:sz w:val="16"/>
+                <w:szCs w:val="16"/>
+              </w:rPr>
+              <w:t xml:space="preserve">    //     List&lt;MngBoardVO&gt; list = mngNotificationService.selectBoardListWithFile(params);</w:t>
+            </w:r>
+          </w:p>
+          <w:p>
+            <w:pPr>
+              <w:spacing w:after="0" w:before="0" w:line="240"/>
+            </w:pPr>
+            <w:r>
+              <w:rPr>
+                <w:rFonts w:ascii="Consolas" w:cs="Consolas" w:eastAsia="Malgun Gothic" w:hAnsi="Consolas"/>
+                <w:sz w:val="16"/>
+                <w:szCs w:val="16"/>
+              </w:rPr>
+              <w:t xml:space="preserve">    //   아래 네 줄로 교체 : 재정정보 전체(헬퍼) → 탭 분류 → 사용자 페이지만</w:t>
+            </w:r>
+          </w:p>
+          <w:p>
+            <w:pPr>
+              <w:spacing w:after="0" w:before="0" w:line="240"/>
+            </w:pPr>
+            <w:r>
+              <w:rPr>
+                <w:rFonts w:ascii="Consolas" w:cs="Consolas" w:eastAsia="Malgun Gothic" w:hAnsi="Consolas"/>
+                <w:sz w:val="16"/>
+                <w:szCs w:val="16"/>
+              </w:rPr>
+              <w:t xml:space="preserve">    List&lt;MngBoardVO&gt; tabList = selectInfoTabList(params, tab);</w:t>
+            </w:r>
+          </w:p>
+          <w:p>
+            <w:pPr>
+              <w:spacing w:after="0" w:before="0" w:line="240"/>
+            </w:pPr>
+            <w:r>
+              <w:rPr>
+                <w:rFonts w:ascii="Consolas" w:cs="Consolas" w:eastAsia="Malgun Gothic" w:hAnsi="Consolas"/>
+                <w:sz w:val="16"/>
+                <w:szCs w:val="16"/>
+              </w:rPr>
+              <w:t xml:space="preserve">    int from = Math.min((pageNo - 1) * pageSize, tabList.size());</w:t>
+            </w:r>
+          </w:p>
+          <w:p>
+            <w:pPr>
+              <w:spacing w:after="0" w:before="0" w:line="240"/>
+            </w:pPr>
+            <w:r>
+              <w:rPr>
+                <w:rFonts w:ascii="Consolas" w:cs="Consolas" w:eastAsia="Malgun Gothic" w:hAnsi="Consolas"/>
+                <w:sz w:val="16"/>
+                <w:szCs w:val="16"/>
+              </w:rPr>
+              <w:t xml:space="preserve">    int to   = Math.min(from + pageSize, tabList.size());</w:t>
+            </w:r>
+          </w:p>
+          <w:p>
+            <w:pPr>
+              <w:spacing w:after="0" w:before="0" w:line="240"/>
+            </w:pPr>
+            <w:r>
+              <w:rPr>
+                <w:rFonts w:ascii="Consolas" w:cs="Consolas" w:eastAsia="Malgun Gothic" w:hAnsi="Consolas"/>
+                <w:sz w:val="16"/>
+                <w:szCs w:val="16"/>
+              </w:rPr>
+              <w:t xml:space="preserve">    List&lt;MngBoardVO&gt; list = new ArrayList&lt;MngBoardVO&gt;(tabList.subList(from, to));</w:t>
             </w:r>
           </w:p>
           <w:p>
@@ -945,110 +1162,6 @@
                 <w:sz w:val="16"/>
                 <w:szCs w:val="16"/>
               </w:rPr>
-              <w:t xml:space="preserve">    // [교체 ③] 공통의 이 한 줄을</w:t>
-            </w:r>
-          </w:p>
-          <w:p>
-            <w:pPr>
-              <w:spacing w:after="0" w:before="0" w:line="240"/>
-            </w:pPr>
-            <w:r>
-              <w:rPr>
-                <w:rFonts w:ascii="Consolas" w:cs="Consolas" w:eastAsia="Malgun Gothic" w:hAnsi="Consolas"/>
-                <w:sz w:val="16"/>
-                <w:szCs w:val="16"/>
-              </w:rPr>
-              <w:t xml:space="preserve">    //     List&lt;MngBoardVO&gt; list = mngNotificationService.selectBoardListWithFile(params);</w:t>
-            </w:r>
-          </w:p>
-          <w:p>
-            <w:pPr>
-              <w:spacing w:after="0" w:before="0" w:line="240"/>
-            </w:pPr>
-            <w:r>
-              <w:rPr>
-                <w:rFonts w:ascii="Consolas" w:cs="Consolas" w:eastAsia="Malgun Gothic" w:hAnsi="Consolas"/>
-                <w:sz w:val="16"/>
-                <w:szCs w:val="16"/>
-              </w:rPr>
-              <w:t xml:space="preserve">    //   아래 네 줄로 교체 : 전체 조회 → 탭 분류 → 현재 페이지만</w:t>
-            </w:r>
-          </w:p>
-          <w:p>
-            <w:pPr>
-              <w:spacing w:after="0" w:before="0" w:line="240"/>
-            </w:pPr>
-            <w:r>
-              <w:rPr>
-                <w:rFonts w:ascii="Consolas" w:cs="Consolas" w:eastAsia="Malgun Gothic" w:hAnsi="Consolas"/>
-                <w:sz w:val="16"/>
-                <w:szCs w:val="16"/>
-              </w:rPr>
-              <w:t xml:space="preserve">    List&lt;MngBoardVO&gt; tabList = selectInfoTabList(params, tab);</w:t>
-            </w:r>
-          </w:p>
-          <w:p>
-            <w:pPr>
-              <w:spacing w:after="0" w:before="0" w:line="240"/>
-            </w:pPr>
-            <w:r>
-              <w:rPr>
-                <w:rFonts w:ascii="Consolas" w:cs="Consolas" w:eastAsia="Malgun Gothic" w:hAnsi="Consolas"/>
-                <w:sz w:val="16"/>
-                <w:szCs w:val="16"/>
-              </w:rPr>
-              <w:t xml:space="preserve">    int from = Math.min((page - 1) * size, tabList.size());</w:t>
-            </w:r>
-          </w:p>
-          <w:p>
-            <w:pPr>
-              <w:spacing w:after="0" w:before="0" w:line="240"/>
-            </w:pPr>
-            <w:r>
-              <w:rPr>
-                <w:rFonts w:ascii="Consolas" w:cs="Consolas" w:eastAsia="Malgun Gothic" w:hAnsi="Consolas"/>
-                <w:sz w:val="16"/>
-                <w:szCs w:val="16"/>
-              </w:rPr>
-              <w:t xml:space="preserve">    int to   = Math.min(from + size, tabList.size());</w:t>
-            </w:r>
-          </w:p>
-          <w:p>
-            <w:pPr>
-              <w:spacing w:after="0" w:before="0" w:line="240"/>
-            </w:pPr>
-            <w:r>
-              <w:rPr>
-                <w:rFonts w:ascii="Consolas" w:cs="Consolas" w:eastAsia="Malgun Gothic" w:hAnsi="Consolas"/>
-                <w:sz w:val="16"/>
-                <w:szCs w:val="16"/>
-              </w:rPr>
-              <w:t xml:space="preserve">    List&lt;MngBoardVO&gt; list = new ArrayList&lt;MngBoardVO&gt;(tabList.subList(from, to));</w:t>
-            </w:r>
-          </w:p>
-          <w:p>
-            <w:pPr>
-              <w:spacing w:after="0" w:before="0" w:line="240"/>
-            </w:pPr>
-            <w:r>
-              <w:rPr>
-                <w:rFonts w:ascii="Consolas" w:cs="Consolas" w:eastAsia="Malgun Gothic" w:hAnsi="Consolas"/>
-                <w:sz w:val="16"/>
-                <w:szCs w:val="16"/>
-              </w:rPr>
-              <w:t xml:space="preserve"> </w:t>
-            </w:r>
-          </w:p>
-          <w:p>
-            <w:pPr>
-              <w:spacing w:after="0" w:before="0" w:line="240"/>
-            </w:pPr>
-            <w:r>
-              <w:rPr>
-                <w:rFonts w:ascii="Consolas" w:cs="Consolas" w:eastAsia="Malgun Gothic" w:hAnsi="Consolas"/>
-                <w:sz w:val="16"/>
-                <w:szCs w:val="16"/>
-              </w:rPr>
               <w:t xml:space="preserve">    // ===== (복사) 공통 뒷부분 그대로 =====</w:t>
             </w:r>
           </w:p>
@@ -1062,7 +1175,7 @@
                 <w:sz w:val="16"/>
                 <w:szCs w:val="16"/>
               </w:rPr>
-              <w:t xml:space="preserve">    // list 암호화 + SecurityUtil 처리</w:t>
+              <w:t xml:space="preserve">    // list 암호화 + SecurityUtil 처리  (현재 페이지 분량에만 적용됨)</w:t>
             </w:r>
           </w:p>
           <w:p>
@@ -1191,7 +1304,30 @@
           <w:sz w:val="18"/>
           <w:szCs w:val="18"/>
         </w:rPr>
-        <w:t xml:space="preserve">공통 앞부분의 "필요한 처리"에서 page·size 로 다른 값(예: 시작 행 번호)을 계산해 params 에 넣는다면, 그 값도 [추가 ②]에서 전체 조회 기준(시작 0)으로 덮어쓴다.</w:t>
+        <w:t xml:space="preserve">공통 원래 줄(List&lt;MngBoardVO&gt; list = ...selectBoardListWithFile(params);)은 반드시 지운다. 남겨 두면 list 가 두 번 선언된다. 공통이 다른 변수명(예: boardList)을 쓰면 마지막 줄의 list 를 그 이름으로 바꾼다.</w:t>
+      </w:r>
+    </w:p>
+    <w:p>
+      <w:pPr>
+        <w:spacing w:after="80"/>
+      </w:pPr>
+      <w:r>
+        <w:rPr>
+          <w:b/>
+          <w:bCs/>
+          <w:color w:val="8A5A00"/>
+          <w:sz w:val="18"/>
+          <w:szCs w:val="18"/>
+        </w:rPr>
+        <w:t xml:space="preserve">※ </w:t>
+      </w:r>
+      <w:r>
+        <w:rPr>
+          <w:color w:val="444444"/>
+          <w:sz w:val="18"/>
+          <w:szCs w:val="18"/>
+        </w:rPr>
+        <w:t xml:space="preserve">tab, pageSize, pageNo, tabList, from, to 가 공통 코드의 변수명과 겹치지 않는지 확인한다.</w:t>
       </w:r>
     </w:p>
     <w:p>
@@ -1355,46 +1491,20 @@
                 <w:sz w:val="16"/>
                 <w:szCs w:val="16"/>
               </w:rPr>
-              <w:t xml:space="preserve">    String tab = "etc".equals(request.getParameter("tab")) ? "etc" : "biz";   // [추가]</w:t>
-            </w:r>
-          </w:p>
-          <w:p>
-            <w:pPr>
-              <w:spacing w:after="0" w:before="0" w:line="240"/>
-            </w:pPr>
-            <w:r>
-              <w:rPr>
-                <w:rFonts w:ascii="Consolas" w:cs="Consolas" w:eastAsia="Malgun Gothic" w:hAnsi="Consolas"/>
-                <w:sz w:val="16"/>
-                <w:szCs w:val="16"/>
-              </w:rPr>
-              <w:t xml:space="preserve">    params.put("seCd", "0002");                                               // [추가]</w:t>
-            </w:r>
-          </w:p>
-          <w:p>
-            <w:pPr>
-              <w:spacing w:after="0" w:before="0" w:line="240"/>
-            </w:pPr>
-            <w:r>
-              <w:rPr>
-                <w:rFonts w:ascii="Consolas" w:cs="Consolas" w:eastAsia="Malgun Gothic" w:hAnsi="Consolas"/>
-                <w:sz w:val="16"/>
-                <w:szCs w:val="16"/>
-              </w:rPr>
-              <w:t xml:space="preserve">    params.put("page", "1");</w:t>
-            </w:r>
-          </w:p>
-          <w:p>
-            <w:pPr>
-              <w:spacing w:after="0" w:before="0" w:line="240"/>
-            </w:pPr>
-            <w:r>
-              <w:rPr>
-                <w:rFonts w:ascii="Consolas" w:cs="Consolas" w:eastAsia="Malgun Gothic" w:hAnsi="Consolas"/>
-                <w:sz w:val="16"/>
-                <w:szCs w:val="16"/>
-              </w:rPr>
-              <w:t xml:space="preserve">    params.put("size", "1000");</w:t>
+              <w:t xml:space="preserve">    // [추가] 탭 값  (params 의 page / size / seCd 는 덮어쓰지 않음)</w:t>
+            </w:r>
+          </w:p>
+          <w:p>
+            <w:pPr>
+              <w:spacing w:after="0" w:before="0" w:line="240"/>
+            </w:pPr>
+            <w:r>
+              <w:rPr>
+                <w:rFonts w:ascii="Consolas" w:cs="Consolas" w:eastAsia="Malgun Gothic" w:hAnsi="Consolas"/>
+                <w:sz w:val="16"/>
+                <w:szCs w:val="16"/>
+              </w:rPr>
+              <w:t xml:space="preserve">    String tab = "etc".equals(request.getParameter("tab")) ? "etc" : "biz";</w:t>
             </w:r>
           </w:p>
           <w:p>
@@ -1488,7 +1598,7 @@
         <w:pStyle w:val="Heading2"/>
       </w:pPr>
       <w:r>
-        <w:t xml:space="preserve">1-4. 헬퍼 메서드 2개</w:t>
+        <w:t xml:space="preserve">1-4. 헬퍼 메서드 (반복 조회) + 상수</w:t>
       </w:r>
       <w:r>
         <w:rPr>
@@ -1544,7 +1654,111 @@
                 <w:sz w:val="16"/>
                 <w:szCs w:val="16"/>
               </w:rPr>
-              <w:t xml:space="preserve">/** 재정정보 전체를 공통 서비스로 조회한 뒤 요청 탭의 글만 반환 (제목에 '업무추진비' 포함 여부) */</w:t>
+              <w:t xml:space="preserve">/** 탭 분류용 1회 조회 건수 : MngNotificationService.transfer() 의 허용 범위 안의 값 */</w:t>
+            </w:r>
+          </w:p>
+          <w:p>
+            <w:pPr>
+              <w:spacing w:after="0" w:before="0" w:line="240"/>
+            </w:pPr>
+            <w:r>
+              <w:rPr>
+                <w:rFonts w:ascii="Consolas" w:cs="Consolas" w:eastAsia="Malgun Gothic" w:hAnsi="Consolas"/>
+                <w:sz w:val="16"/>
+                <w:szCs w:val="16"/>
+              </w:rPr>
+              <w:t xml:space="preserve">private static final int INFO_FETCH_SIZE = 50;</w:t>
+            </w:r>
+          </w:p>
+          <w:p>
+            <w:pPr>
+              <w:spacing w:after="0" w:before="0" w:line="240"/>
+            </w:pPr>
+            <w:r>
+              <w:rPr>
+                <w:rFonts w:ascii="Consolas" w:cs="Consolas" w:eastAsia="Malgun Gothic" w:hAnsi="Consolas"/>
+                <w:sz w:val="16"/>
+                <w:szCs w:val="16"/>
+              </w:rPr>
+              <w:t xml:space="preserve"> </w:t>
+            </w:r>
+          </w:p>
+          <w:p>
+            <w:pPr>
+              <w:spacing w:after="0" w:before="0" w:line="240"/>
+            </w:pPr>
+            <w:r>
+              <w:rPr>
+                <w:rFonts w:ascii="Consolas" w:cs="Consolas" w:eastAsia="Malgun Gothic" w:hAnsi="Consolas"/>
+                <w:sz w:val="16"/>
+                <w:szCs w:val="16"/>
+              </w:rPr>
+              <w:t xml:space="preserve">/**</w:t>
+            </w:r>
+          </w:p>
+          <w:p>
+            <w:pPr>
+              <w:spacing w:after="0" w:before="0" w:line="240"/>
+            </w:pPr>
+            <w:r>
+              <w:rPr>
+                <w:rFonts w:ascii="Consolas" w:cs="Consolas" w:eastAsia="Malgun Gothic" w:hAnsi="Consolas"/>
+                <w:sz w:val="16"/>
+                <w:szCs w:val="16"/>
+              </w:rPr>
+              <w:t xml:space="preserve"> * 재정정보 전체를 허용 범위 안에서 페이지별로 모두 조회한 뒤, 요청 탭의 글만 반환</w:t>
+            </w:r>
+          </w:p>
+          <w:p>
+            <w:pPr>
+              <w:spacing w:after="0" w:before="0" w:line="240"/>
+            </w:pPr>
+            <w:r>
+              <w:rPr>
+                <w:rFonts w:ascii="Consolas" w:cs="Consolas" w:eastAsia="Malgun Gothic" w:hAnsi="Consolas"/>
+                <w:sz w:val="16"/>
+                <w:szCs w:val="16"/>
+              </w:rPr>
+              <w:t xml:space="preserve"> *  - size 를 1000 처럼 크게 주면 transfer() 의 정수 범위 검사에서 예외 발생</w:t>
+            </w:r>
+          </w:p>
+          <w:p>
+            <w:pPr>
+              <w:spacing w:after="0" w:before="0" w:line="240"/>
+            </w:pPr>
+            <w:r>
+              <w:rPr>
+                <w:rFonts w:ascii="Consolas" w:cs="Consolas" w:eastAsia="Malgun Gothic" w:hAnsi="Consolas"/>
+                <w:sz w:val="16"/>
+                <w:szCs w:val="16"/>
+              </w:rPr>
+              <w:t xml:space="preserve"> *    → 허용 범위(50) 안에서 마지막 페이지까지 반복 조회</w:t>
+            </w:r>
+          </w:p>
+          <w:p>
+            <w:pPr>
+              <w:spacing w:after="0" w:before="0" w:line="240"/>
+            </w:pPr>
+            <w:r>
+              <w:rPr>
+                <w:rFonts w:ascii="Consolas" w:cs="Consolas" w:eastAsia="Malgun Gothic" w:hAnsi="Consolas"/>
+                <w:sz w:val="16"/>
+                <w:szCs w:val="16"/>
+              </w:rPr>
+              <w:t xml:space="preserve"> *  - 탭 분류 기준 : 제목에 '업무추진비' 포함 여부</w:t>
+            </w:r>
+          </w:p>
+          <w:p>
+            <w:pPr>
+              <w:spacing w:after="0" w:before="0" w:line="240"/>
+            </w:pPr>
+            <w:r>
+              <w:rPr>
+                <w:rFonts w:ascii="Consolas" w:cs="Consolas" w:eastAsia="Malgun Gothic" w:hAnsi="Consolas"/>
+                <w:sz w:val="16"/>
+                <w:szCs w:val="16"/>
+              </w:rPr>
+              <w:t xml:space="preserve"> */</w:t>
             </w:r>
           </w:p>
           <w:p>
@@ -1570,19 +1784,6 @@
                 <w:sz w:val="16"/>
                 <w:szCs w:val="16"/>
               </w:rPr>
-              <w:t xml:space="preserve">    List&lt;MngBoardVO&gt; all = mngNotificationService.selectBoardListWithFile(params);</w:t>
-            </w:r>
-          </w:p>
-          <w:p>
-            <w:pPr>
-              <w:spacing w:after="0" w:before="0" w:line="240"/>
-            </w:pPr>
-            <w:r>
-              <w:rPr>
-                <w:rFonts w:ascii="Consolas" w:cs="Consolas" w:eastAsia="Malgun Gothic" w:hAnsi="Consolas"/>
-                <w:sz w:val="16"/>
-                <w:szCs w:val="16"/>
-              </w:rPr>
               <w:t xml:space="preserve">    boolean bizTab = "biz".equals(tab);</w:t>
             </w:r>
           </w:p>
@@ -1596,6 +1797,19 @@
                 <w:sz w:val="16"/>
                 <w:szCs w:val="16"/>
               </w:rPr>
+              <w:t xml:space="preserve">    List&lt;MngBoardVO&gt; tabList = new ArrayList&lt;MngBoardVO&gt;();</w:t>
+            </w:r>
+          </w:p>
+          <w:p>
+            <w:pPr>
+              <w:spacing w:after="0" w:before="0" w:line="240"/>
+            </w:pPr>
+            <w:r>
+              <w:rPr>
+                <w:rFonts w:ascii="Consolas" w:cs="Consolas" w:eastAsia="Malgun Gothic" w:hAnsi="Consolas"/>
+                <w:sz w:val="16"/>
+                <w:szCs w:val="16"/>
+              </w:rPr>
               <w:t xml:space="preserve"> </w:t>
             </w:r>
           </w:p>
@@ -1609,72 +1823,215 @@
                 <w:sz w:val="16"/>
                 <w:szCs w:val="16"/>
               </w:rPr>
-              <w:t xml:space="preserve">    List&lt;MngBoardVO&gt; tabList = new ArrayList&lt;MngBoardVO&gt;();</w:t>
-            </w:r>
-          </w:p>
-          <w:p>
-            <w:pPr>
-              <w:spacing w:after="0" w:before="0" w:line="240"/>
-            </w:pPr>
-            <w:r>
-              <w:rPr>
-                <w:rFonts w:ascii="Consolas" w:cs="Consolas" w:eastAsia="Malgun Gothic" w:hAnsi="Consolas"/>
-                <w:sz w:val="16"/>
-                <w:szCs w:val="16"/>
-              </w:rPr>
-              <w:t xml:space="preserve">    for (MngBoardVO vo : all) {</w:t>
-            </w:r>
-          </w:p>
-          <w:p>
-            <w:pPr>
-              <w:spacing w:after="0" w:before="0" w:line="240"/>
-            </w:pPr>
-            <w:r>
-              <w:rPr>
-                <w:rFonts w:ascii="Consolas" w:cs="Consolas" w:eastAsia="Malgun Gothic" w:hAnsi="Consolas"/>
-                <w:sz w:val="16"/>
-                <w:szCs w:val="16"/>
-              </w:rPr>
-              <w:t xml:space="preserve">        String title = vo.getNtcnYardSjNm();</w:t>
-            </w:r>
-          </w:p>
-          <w:p>
-            <w:pPr>
-              <w:spacing w:after="0" w:before="0" w:line="240"/>
-            </w:pPr>
-            <w:r>
-              <w:rPr>
-                <w:rFonts w:ascii="Consolas" w:cs="Consolas" w:eastAsia="Malgun Gothic" w:hAnsi="Consolas"/>
-                <w:sz w:val="16"/>
-                <w:szCs w:val="16"/>
-              </w:rPr>
-              <w:t xml:space="preserve">        boolean isBiz = title != null &amp;&amp; title.contains("업무추진비");</w:t>
-            </w:r>
-          </w:p>
-          <w:p>
-            <w:pPr>
-              <w:spacing w:after="0" w:before="0" w:line="240"/>
-            </w:pPr>
-            <w:r>
-              <w:rPr>
-                <w:rFonts w:ascii="Consolas" w:cs="Consolas" w:eastAsia="Malgun Gothic" w:hAnsi="Consolas"/>
-                <w:sz w:val="16"/>
-                <w:szCs w:val="16"/>
-              </w:rPr>
-              <w:t xml:space="preserve">        if (isBiz == bizTab) {</w:t>
-            </w:r>
-          </w:p>
-          <w:p>
-            <w:pPr>
-              <w:spacing w:after="0" w:before="0" w:line="240"/>
-            </w:pPr>
-            <w:r>
-              <w:rPr>
-                <w:rFonts w:ascii="Consolas" w:cs="Consolas" w:eastAsia="Malgun Gothic" w:hAnsi="Consolas"/>
-                <w:sz w:val="16"/>
-                <w:szCs w:val="16"/>
-              </w:rPr>
-              <w:t xml:space="preserve">            tabList.add(vo);</w:t>
+              <w:t xml:space="preserve">    Map&lt;String, String&gt; fetch = new HashMap&lt;String, String&gt;(params);   // 원본 params 는 건드리지 않음</w:t>
+            </w:r>
+          </w:p>
+          <w:p>
+            <w:pPr>
+              <w:spacing w:after="0" w:before="0" w:line="240"/>
+            </w:pPr>
+            <w:r>
+              <w:rPr>
+                <w:rFonts w:ascii="Consolas" w:cs="Consolas" w:eastAsia="Malgun Gothic" w:hAnsi="Consolas"/>
+                <w:sz w:val="16"/>
+                <w:szCs w:val="16"/>
+              </w:rPr>
+              <w:t xml:space="preserve">    fetch.put("seCd", "0002");                                         // 재정정보 고정</w:t>
+            </w:r>
+          </w:p>
+          <w:p>
+            <w:pPr>
+              <w:spacing w:after="0" w:before="0" w:line="240"/>
+            </w:pPr>
+            <w:r>
+              <w:rPr>
+                <w:rFonts w:ascii="Consolas" w:cs="Consolas" w:eastAsia="Malgun Gothic" w:hAnsi="Consolas"/>
+                <w:sz w:val="16"/>
+                <w:szCs w:val="16"/>
+              </w:rPr>
+              <w:t xml:space="preserve">    fetch.put("size", String.valueOf(INFO_FETCH_SIZE));</w:t>
+            </w:r>
+          </w:p>
+          <w:p>
+            <w:pPr>
+              <w:spacing w:after="0" w:before="0" w:line="240"/>
+            </w:pPr>
+            <w:r>
+              <w:rPr>
+                <w:rFonts w:ascii="Consolas" w:cs="Consolas" w:eastAsia="Malgun Gothic" w:hAnsi="Consolas"/>
+                <w:sz w:val="16"/>
+                <w:szCs w:val="16"/>
+              </w:rPr>
+              <w:t xml:space="preserve"> </w:t>
+            </w:r>
+          </w:p>
+          <w:p>
+            <w:pPr>
+              <w:spacing w:after="0" w:before="0" w:line="240"/>
+            </w:pPr>
+            <w:r>
+              <w:rPr>
+                <w:rFonts w:ascii="Consolas" w:cs="Consolas" w:eastAsia="Malgun Gothic" w:hAnsi="Consolas"/>
+                <w:sz w:val="16"/>
+                <w:szCs w:val="16"/>
+              </w:rPr>
+              <w:t xml:space="preserve">    for (int p = 1; p &lt;= 100; p++) {                                   // 안전장치 : 최대 100페이지</w:t>
+            </w:r>
+          </w:p>
+          <w:p>
+            <w:pPr>
+              <w:spacing w:after="0" w:before="0" w:line="240"/>
+            </w:pPr>
+            <w:r>
+              <w:rPr>
+                <w:rFonts w:ascii="Consolas" w:cs="Consolas" w:eastAsia="Malgun Gothic" w:hAnsi="Consolas"/>
+                <w:sz w:val="16"/>
+                <w:szCs w:val="16"/>
+              </w:rPr>
+              <w:t xml:space="preserve">        fetch.put("page", String.valueOf(p));</w:t>
+            </w:r>
+          </w:p>
+          <w:p>
+            <w:pPr>
+              <w:spacing w:after="0" w:before="0" w:line="240"/>
+            </w:pPr>
+            <w:r>
+              <w:rPr>
+                <w:rFonts w:ascii="Consolas" w:cs="Consolas" w:eastAsia="Malgun Gothic" w:hAnsi="Consolas"/>
+                <w:sz w:val="16"/>
+                <w:szCs w:val="16"/>
+              </w:rPr>
+              <w:t xml:space="preserve">        List&lt;MngBoardVO&gt; rows = mngNotificationService.selectBoardListWithFile(fetch);</w:t>
+            </w:r>
+          </w:p>
+          <w:p>
+            <w:pPr>
+              <w:spacing w:after="0" w:before="0" w:line="240"/>
+            </w:pPr>
+            <w:r>
+              <w:rPr>
+                <w:rFonts w:ascii="Consolas" w:cs="Consolas" w:eastAsia="Malgun Gothic" w:hAnsi="Consolas"/>
+                <w:sz w:val="16"/>
+                <w:szCs w:val="16"/>
+              </w:rPr>
+              <w:t xml:space="preserve"> </w:t>
+            </w:r>
+          </w:p>
+          <w:p>
+            <w:pPr>
+              <w:spacing w:after="0" w:before="0" w:line="240"/>
+            </w:pPr>
+            <w:r>
+              <w:rPr>
+                <w:rFonts w:ascii="Consolas" w:cs="Consolas" w:eastAsia="Malgun Gothic" w:hAnsi="Consolas"/>
+                <w:sz w:val="16"/>
+                <w:szCs w:val="16"/>
+              </w:rPr>
+              <w:t xml:space="preserve">        for (MngBoardVO vo : rows) {</w:t>
+            </w:r>
+          </w:p>
+          <w:p>
+            <w:pPr>
+              <w:spacing w:after="0" w:before="0" w:line="240"/>
+            </w:pPr>
+            <w:r>
+              <w:rPr>
+                <w:rFonts w:ascii="Consolas" w:cs="Consolas" w:eastAsia="Malgun Gothic" w:hAnsi="Consolas"/>
+                <w:sz w:val="16"/>
+                <w:szCs w:val="16"/>
+              </w:rPr>
+              <w:t xml:space="preserve">            String title = vo.getNtcnYardSjNm();</w:t>
+            </w:r>
+          </w:p>
+          <w:p>
+            <w:pPr>
+              <w:spacing w:after="0" w:before="0" w:line="240"/>
+            </w:pPr>
+            <w:r>
+              <w:rPr>
+                <w:rFonts w:ascii="Consolas" w:cs="Consolas" w:eastAsia="Malgun Gothic" w:hAnsi="Consolas"/>
+                <w:sz w:val="16"/>
+                <w:szCs w:val="16"/>
+              </w:rPr>
+              <w:t xml:space="preserve">            boolean isBiz = title != null &amp;&amp; title.contains("업무추진비");</w:t>
+            </w:r>
+          </w:p>
+          <w:p>
+            <w:pPr>
+              <w:spacing w:after="0" w:before="0" w:line="240"/>
+            </w:pPr>
+            <w:r>
+              <w:rPr>
+                <w:rFonts w:ascii="Consolas" w:cs="Consolas" w:eastAsia="Malgun Gothic" w:hAnsi="Consolas"/>
+                <w:sz w:val="16"/>
+                <w:szCs w:val="16"/>
+              </w:rPr>
+              <w:t xml:space="preserve">            if (isBiz == bizTab) {</w:t>
+            </w:r>
+          </w:p>
+          <w:p>
+            <w:pPr>
+              <w:spacing w:after="0" w:before="0" w:line="240"/>
+            </w:pPr>
+            <w:r>
+              <w:rPr>
+                <w:rFonts w:ascii="Consolas" w:cs="Consolas" w:eastAsia="Malgun Gothic" w:hAnsi="Consolas"/>
+                <w:sz w:val="16"/>
+                <w:szCs w:val="16"/>
+              </w:rPr>
+              <w:t xml:space="preserve">                tabList.add(vo);</w:t>
+            </w:r>
+          </w:p>
+          <w:p>
+            <w:pPr>
+              <w:spacing w:after="0" w:before="0" w:line="240"/>
+            </w:pPr>
+            <w:r>
+              <w:rPr>
+                <w:rFonts w:ascii="Consolas" w:cs="Consolas" w:eastAsia="Malgun Gothic" w:hAnsi="Consolas"/>
+                <w:sz w:val="16"/>
+                <w:szCs w:val="16"/>
+              </w:rPr>
+              <w:t xml:space="preserve">            }</w:t>
+            </w:r>
+          </w:p>
+          <w:p>
+            <w:pPr>
+              <w:spacing w:after="0" w:before="0" w:line="240"/>
+            </w:pPr>
+            <w:r>
+              <w:rPr>
+                <w:rFonts w:ascii="Consolas" w:cs="Consolas" w:eastAsia="Malgun Gothic" w:hAnsi="Consolas"/>
+                <w:sz w:val="16"/>
+                <w:szCs w:val="16"/>
+              </w:rPr>
+              <w:t xml:space="preserve">        }</w:t>
+            </w:r>
+          </w:p>
+          <w:p>
+            <w:pPr>
+              <w:spacing w:after="0" w:before="0" w:line="240"/>
+            </w:pPr>
+            <w:r>
+              <w:rPr>
+                <w:rFonts w:ascii="Consolas" w:cs="Consolas" w:eastAsia="Malgun Gothic" w:hAnsi="Consolas"/>
+                <w:sz w:val="16"/>
+                <w:szCs w:val="16"/>
+              </w:rPr>
+              <w:t xml:space="preserve">        if (rows.size() &lt; INFO_FETCH_SIZE) {                           // 마지막 페이지면 종료</w:t>
+            </w:r>
+          </w:p>
+          <w:p>
+            <w:pPr>
+              <w:spacing w:after="0" w:before="0" w:line="240"/>
+            </w:pPr>
+            <w:r>
+              <w:rPr>
+                <w:rFonts w:ascii="Consolas" w:cs="Consolas" w:eastAsia="Malgun Gothic" w:hAnsi="Consolas"/>
+                <w:sz w:val="16"/>
+                <w:szCs w:val="16"/>
+              </w:rPr>
+              <w:t xml:space="preserve">            break;</w:t>
             </w:r>
           </w:p>
           <w:p>
@@ -1866,6 +2223,52 @@
       <w:pPr>
         <w:spacing w:after="120"/>
       </w:pPr>
+    </w:p>
+    <w:p>
+      <w:pPr>
+        <w:spacing w:after="80"/>
+      </w:pPr>
+      <w:r>
+        <w:rPr>
+          <w:b/>
+          <w:bCs/>
+          <w:color w:val="8A5A00"/>
+          <w:sz w:val="18"/>
+          <w:szCs w:val="18"/>
+        </w:rPr>
+        <w:t xml:space="preserve">※ </w:t>
+      </w:r>
+      <w:r>
+        <w:rPr>
+          <w:color w:val="444444"/>
+          <w:sz w:val="18"/>
+          <w:szCs w:val="18"/>
+        </w:rPr>
+        <w:t xml:space="preserve">INFO_FETCH_SIZE 는 MngNotificationService.transfer() 138번째 줄 근처의 허용 범위를 확인해 그 안의 값으로 맞춘다 (최대값이 50 이상이면 50 유지). page 에도 범위 제한이 있으면 반복 상한 100 도 그 안으로 맞춘다.</w:t>
+      </w:r>
+    </w:p>
+    <w:p>
+      <w:pPr>
+        <w:spacing w:after="80"/>
+      </w:pPr>
+      <w:r>
+        <w:rPr>
+          <w:b/>
+          <w:bCs/>
+          <w:color w:val="8A5A00"/>
+          <w:sz w:val="18"/>
+          <w:szCs w:val="18"/>
+        </w:rPr>
+        <w:t xml:space="preserve">※ </w:t>
+      </w:r>
+      <w:r>
+        <w:rPr>
+          <w:color w:val="444444"/>
+          <w:sz w:val="18"/>
+          <w:szCs w:val="18"/>
+        </w:rPr>
+        <w:t xml:space="preserve">현재 재정정보(약 68건) 기준 조회 2회로 끝난다. 화면 1회 표시에 목록·건수 API 가 각각 헬퍼를 호출하므로 DB 조회는 2회 + 2회.</w:t>
+      </w:r>
     </w:p>
     <w:p>
       <w:pPr>
@@ -1929,6 +2332,19 @@
                 <w:szCs w:val="16"/>
               </w:rPr>
               <w:t xml:space="preserve">import java.util.ArrayList;</w:t>
+            </w:r>
+          </w:p>
+          <w:p>
+            <w:pPr>
+              <w:spacing w:after="0" w:before="0" w:line="240"/>
+            </w:pPr>
+            <w:r>
+              <w:rPr>
+                <w:rFonts w:ascii="Consolas" w:cs="Consolas" w:eastAsia="Malgun Gothic" w:hAnsi="Consolas"/>
+                <w:sz w:val="16"/>
+                <w:szCs w:val="16"/>
+              </w:rPr>
+              <w:t xml:space="preserve">import java.util.HashMap;</w:t>
             </w:r>
           </w:p>
           <w:p>
@@ -3465,6 +3881,73 @@
                 <w:szCs w:val="18"/>
               </w:rPr>
               <w:t xml:space="preserve">기존과 동일 (공통 암호화 그대로)</w:t>
+            </w:r>
+          </w:p>
+        </w:tc>
+      </w:tr>
+      <w:tr>
+        <w:trPr>
+          <w:tblHeader w:val="false"/>
+        </w:trPr>
+        <w:tc>
+          <w:tcPr>
+            <w:tcW w:type="dxa" w:w="3600"/>
+            <w:tcBorders>
+              <w:top w:val="single" w:color="C8C8C8" w:sz="4"/>
+              <w:left w:val="single" w:color="C8C8C8" w:sz="4"/>
+              <w:bottom w:val="single" w:color="C8C8C8" w:sz="4"/>
+              <w:right w:val="single" w:color="C8C8C8" w:sz="4"/>
+            </w:tcBorders>
+            <w:tcMar>
+              <w:top w:type="dxa" w:w="60"/>
+              <w:left w:type="dxa" w:w="100"/>
+              <w:bottom w:type="dxa" w:w="60"/>
+              <w:right w:type="dxa" w:w="100"/>
+            </w:tcMar>
+          </w:tcPr>
+          <w:p>
+            <w:pPr>
+              <w:spacing w:after="0"/>
+            </w:pPr>
+            <w:r>
+              <w:rPr>
+                <w:b w:val="false"/>
+                <w:bCs w:val="false"/>
+                <w:sz w:val="18"/>
+                <w:szCs w:val="18"/>
+              </w:rPr>
+              <w:t xml:space="preserve">서버 로그</w:t>
+            </w:r>
+          </w:p>
+        </w:tc>
+        <w:tc>
+          <w:tcPr>
+            <w:tcW w:type="dxa" w:w="6606"/>
+            <w:tcBorders>
+              <w:top w:val="single" w:color="C8C8C8" w:sz="4"/>
+              <w:left w:val="single" w:color="C8C8C8" w:sz="4"/>
+              <w:bottom w:val="single" w:color="C8C8C8" w:sz="4"/>
+              <w:right w:val="single" w:color="C8C8C8" w:sz="4"/>
+            </w:tcBorders>
+            <w:tcMar>
+              <w:top w:type="dxa" w:w="60"/>
+              <w:left w:type="dxa" w:w="100"/>
+              <w:bottom w:type="dxa" w:w="60"/>
+              <w:right w:type="dxa" w:w="100"/>
+            </w:tcMar>
+          </w:tcPr>
+          <w:p>
+            <w:pPr>
+              <w:spacing w:after="0"/>
+            </w:pPr>
+            <w:r>
+              <w:rPr>
+                <w:b w:val="false"/>
+                <w:bCs w:val="false"/>
+                <w:sz w:val="18"/>
+                <w:szCs w:val="18"/>
+              </w:rPr>
+              <w:t xml:space="preserve">transfer() 정수 범위 오류 없음</w:t>
             </w:r>
           </w:p>
         </w:tc>
